--- a/podzial_prac.docx
+++ b/podzial_prac.docx
@@ -525,7 +525,82 @@
           <w:sz w:val="20"/>
           <w:szCs w:val="20"/>
         </w:rPr>
+        <w:t xml:space="preserve">Main.java — punkt wejścia aplikacji</w:t>
+      </w:r>
+    </w:p>
+    <w:p>
+      <w:pPr>
+        <w:spacing w:after="40" w:before="40"/>
+        <w:ind w:left="360" w:hanging="200"/>
+      </w:pPr>
+      <w:r>
+        <w:rPr>
+          <w:rFonts w:ascii="Arial" w:cs="Arial" w:eastAsia="Arial" w:hAnsi="Arial"/>
+          <w:b/>
+          <w:bCs/>
+          <w:color w:val="2E5FA3"/>
+          <w:sz w:val="20"/>
+          <w:szCs w:val="20"/>
+        </w:rPr>
+        <w:t xml:space="preserve">•  </w:t>
+      </w:r>
+      <w:r>
+        <w:rPr>
+          <w:rFonts w:ascii="Arial" w:cs="Arial" w:eastAsia="Arial" w:hAnsi="Arial"/>
+          <w:sz w:val="20"/>
+          <w:szCs w:val="20"/>
+        </w:rPr>
         <w:t xml:space="preserve">Zaprojektowanie ogólnej struktury projektu (pakiety Model, Repository, Service, View, Util)</w:t>
+      </w:r>
+    </w:p>
+    <w:p>
+      <w:pPr>
+        <w:spacing w:after="40" w:before="40"/>
+        <w:ind w:left="360" w:hanging="200"/>
+      </w:pPr>
+      <w:r>
+        <w:rPr>
+          <w:rFonts w:ascii="Arial" w:cs="Arial" w:eastAsia="Arial" w:hAnsi="Arial"/>
+          <w:b/>
+          <w:bCs/>
+          <w:color w:val="2E5FA3"/>
+          <w:sz w:val="20"/>
+          <w:szCs w:val="20"/>
+        </w:rPr>
+        <w:t xml:space="preserve">•  </w:t>
+      </w:r>
+      <w:r>
+        <w:rPr>
+          <w:rFonts w:ascii="Arial" w:cs="Arial" w:eastAsia="Arial" w:hAnsi="Arial"/>
+          <w:sz w:val="20"/>
+          <w:szCs w:val="20"/>
+        </w:rPr>
+        <w:t xml:space="preserve">BaseListPanel — abstrakcyjna baza dla wszystkich paneli listowych (tabela, wyszukiwanie, przyciski CRUD)</w:t>
+      </w:r>
+    </w:p>
+    <w:p>
+      <w:pPr>
+        <w:spacing w:after="40" w:before="40"/>
+        <w:ind w:left="360" w:hanging="200"/>
+      </w:pPr>
+      <w:r>
+        <w:rPr>
+          <w:rFonts w:ascii="Arial" w:cs="Arial" w:eastAsia="Arial" w:hAnsi="Arial"/>
+          <w:b/>
+          <w:bCs/>
+          <w:color w:val="2E5FA3"/>
+          <w:sz w:val="20"/>
+          <w:szCs w:val="20"/>
+        </w:rPr>
+        <w:t xml:space="preserve">•  </w:t>
+      </w:r>
+      <w:r>
+        <w:rPr>
+          <w:rFonts w:ascii="Arial" w:cs="Arial" w:eastAsia="Arial" w:hAnsi="Arial"/>
+          <w:sz w:val="20"/>
+          <w:szCs w:val="20"/>
+        </w:rPr>
+        <w:t xml:space="preserve">BaseFormPanel — abstrakcyjna baza dla wszystkich formularzy</w:t>
       </w:r>
     </w:p>
     <w:p>
@@ -1114,32 +1189,32 @@
           <w:sz w:val="22"/>
           <w:szCs w:val="22"/>
         </w:rPr>
-        <w:t xml:space="preserve">Moduł klientów (widoki)</w:t>
-      </w:r>
-    </w:p>
-    <w:p>
-      <w:pPr>
-        <w:spacing w:after="40" w:before="40"/>
-        <w:ind w:left="360" w:hanging="200"/>
-      </w:pPr>
-      <w:r>
-        <w:rPr>
-          <w:rFonts w:ascii="Arial" w:cs="Arial" w:eastAsia="Arial" w:hAnsi="Arial"/>
-          <w:b/>
-          <w:bCs/>
-          <w:color w:val="2E5FA3"/>
-          <w:sz w:val="20"/>
-          <w:szCs w:val="20"/>
-        </w:rPr>
-        <w:t xml:space="preserve">•  </w:t>
-      </w:r>
-      <w:r>
-        <w:rPr>
-          <w:rFonts w:ascii="Arial" w:cs="Arial" w:eastAsia="Arial" w:hAnsi="Arial"/>
-          <w:sz w:val="20"/>
-          <w:szCs w:val="20"/>
-        </w:rPr>
-        <w:t xml:space="preserve">ClientPanel — panel zarządzania klientami</w:t>
+        <w:t xml:space="preserve">Moduł klientów (widoki — współautorstwo)</w:t>
+      </w:r>
+    </w:p>
+    <w:p>
+      <w:pPr>
+        <w:spacing w:after="40" w:before="40"/>
+        <w:ind w:left="360" w:hanging="200"/>
+      </w:pPr>
+      <w:r>
+        <w:rPr>
+          <w:rFonts w:ascii="Arial" w:cs="Arial" w:eastAsia="Arial" w:hAnsi="Arial"/>
+          <w:b/>
+          <w:bCs/>
+          <w:color w:val="2E5FA3"/>
+          <w:sz w:val="20"/>
+          <w:szCs w:val="20"/>
+        </w:rPr>
+        <w:t xml:space="preserve">•  </w:t>
+      </w:r>
+      <w:r>
+        <w:rPr>
+          <w:rFonts w:ascii="Arial" w:cs="Arial" w:eastAsia="Arial" w:hAnsi="Arial"/>
+          <w:sz w:val="20"/>
+          <w:szCs w:val="20"/>
+        </w:rPr>
+        <w:t xml:space="preserve">ClientPanel — panel zarządzania klientami (współautorstwo ze Światosławem Matsopą)</w:t>
       </w:r>
     </w:p>
     <w:p>
@@ -1649,7 +1724,7 @@
           <w:sz w:val="22"/>
           <w:szCs w:val="22"/>
         </w:rPr>
-        <w:t xml:space="preserve">Moduł klientów (dialog historii)</w:t>
+        <w:t xml:space="preserve">Moduł klientów (dialog historii — współautorstwo)</w:t>
       </w:r>
     </w:p>
     <w:p>
@@ -1932,6 +2007,31 @@
     </w:p>
     <w:p>
       <w:pPr>
+        <w:spacing w:after="40" w:before="40"/>
+        <w:ind w:left="360" w:hanging="200"/>
+      </w:pPr>
+      <w:r>
+        <w:rPr>
+          <w:rFonts w:ascii="Arial" w:cs="Arial" w:eastAsia="Arial" w:hAnsi="Arial"/>
+          <w:b/>
+          <w:bCs/>
+          <w:color w:val="2E5FA3"/>
+          <w:sz w:val="20"/>
+          <w:szCs w:val="20"/>
+        </w:rPr>
+        <w:t xml:space="preserve">•  </w:t>
+      </w:r>
+      <w:r>
+        <w:rPr>
+          <w:rFonts w:ascii="Arial" w:cs="Arial" w:eastAsia="Arial" w:hAnsi="Arial"/>
+          <w:sz w:val="20"/>
+          <w:szCs w:val="20"/>
+        </w:rPr>
+        <w:t xml:space="preserve">BikeTypeViewModel — formatowanie danych typu do tabeli</w:t>
+      </w:r>
+    </w:p>
+    <w:p>
+      <w:pPr>
         <w:spacing w:after="60" w:before="160"/>
       </w:pPr>
       <w:r>
@@ -2101,7 +2201,32 @@
           <w:sz w:val="20"/>
           <w:szCs w:val="20"/>
         </w:rPr>
-        <w:t xml:space="preserve">AppButton, AppTabPanel — niestandardowe komponenty interfejsu z jednolitym wyglądem</w:t>
+        <w:t xml:space="preserve">AppButton — niestandardowy przycisk z jednolitym stylem</w:t>
+      </w:r>
+    </w:p>
+    <w:p>
+      <w:pPr>
+        <w:spacing w:after="40" w:before="40"/>
+        <w:ind w:left="360" w:hanging="200"/>
+      </w:pPr>
+      <w:r>
+        <w:rPr>
+          <w:rFonts w:ascii="Arial" w:cs="Arial" w:eastAsia="Arial" w:hAnsi="Arial"/>
+          <w:b/>
+          <w:bCs/>
+          <w:color w:val="2E5FA3"/>
+          <w:sz w:val="20"/>
+          <w:szCs w:val="20"/>
+        </w:rPr>
+        <w:t xml:space="preserve">•  </w:t>
+      </w:r>
+      <w:r>
+        <w:rPr>
+          <w:rFonts w:ascii="Arial" w:cs="Arial" w:eastAsia="Arial" w:hAnsi="Arial"/>
+          <w:sz w:val="20"/>
+          <w:szCs w:val="20"/>
+        </w:rPr>
+        <w:t xml:space="preserve">AppTabPanel — panel zakładek z jednolitym wyglądem</w:t>
       </w:r>
     </w:p>
     <w:p>
@@ -2151,7 +2276,7 @@
           <w:sz w:val="20"/>
           <w:szCs w:val="20"/>
         </w:rPr>
-        <w:t xml:space="preserve">BikeModelViewModel, BikeTypeViewModel — formatowanie danych na potrzeby warstwy widoku</w:t>
+        <w:t xml:space="preserve">BikeModelViewModel — formatowanie danych modelu roweru do tabeli</w:t>
       </w:r>
     </w:p>
     <w:p>
@@ -2372,6 +2497,106 @@
           <w:szCs w:val="20"/>
         </w:rPr>
         <w:t xml:space="preserve">ClientService — walidacja formatu numeru dowodu (^[A-Z]{3}[0-9]{6}$), filtrowanie usuniętych, wyszukiwanie po nazwisku</w:t>
+      </w:r>
+    </w:p>
+    <w:p>
+      <w:pPr>
+        <w:spacing w:after="40" w:before="40"/>
+        <w:ind w:left="360" w:hanging="200"/>
+      </w:pPr>
+      <w:r>
+        <w:rPr>
+          <w:rFonts w:ascii="Arial" w:cs="Arial" w:eastAsia="Arial" w:hAnsi="Arial"/>
+          <w:b/>
+          <w:bCs/>
+          <w:color w:val="2E5FA3"/>
+          <w:sz w:val="20"/>
+          <w:szCs w:val="20"/>
+        </w:rPr>
+        <w:t xml:space="preserve">•  </w:t>
+      </w:r>
+      <w:r>
+        <w:rPr>
+          <w:rFonts w:ascii="Arial" w:cs="Arial" w:eastAsia="Arial" w:hAnsi="Arial"/>
+          <w:sz w:val="20"/>
+          <w:szCs w:val="20"/>
+        </w:rPr>
+        <w:t xml:space="preserve">ClientPanel — panel zarządzania klientami (współautorstwo z Tomaszem Piłatem)</w:t>
+      </w:r>
+    </w:p>
+    <w:p>
+      <w:pPr>
+        <w:spacing w:after="40" w:before="40"/>
+        <w:ind w:left="360" w:hanging="200"/>
+      </w:pPr>
+      <w:r>
+        <w:rPr>
+          <w:rFonts w:ascii="Arial" w:cs="Arial" w:eastAsia="Arial" w:hAnsi="Arial"/>
+          <w:b/>
+          <w:bCs/>
+          <w:color w:val="2E5FA3"/>
+          <w:sz w:val="20"/>
+          <w:szCs w:val="20"/>
+        </w:rPr>
+        <w:t xml:space="preserve">•  </w:t>
+      </w:r>
+      <w:r>
+        <w:rPr>
+          <w:rFonts w:ascii="Arial" w:cs="Arial" w:eastAsia="Arial" w:hAnsi="Arial"/>
+          <w:sz w:val="20"/>
+          <w:szCs w:val="20"/>
+        </w:rPr>
+        <w:t xml:space="preserve">AddClientPanel — formularz dodawania nowego klienta</w:t>
+      </w:r>
+    </w:p>
+    <w:p>
+      <w:pPr>
+        <w:spacing w:after="40" w:before="40"/>
+        <w:ind w:left="360" w:hanging="200"/>
+      </w:pPr>
+      <w:r>
+        <w:rPr>
+          <w:rFonts w:ascii="Arial" w:cs="Arial" w:eastAsia="Arial" w:hAnsi="Arial"/>
+          <w:b/>
+          <w:bCs/>
+          <w:color w:val="2E5FA3"/>
+          <w:sz w:val="20"/>
+          <w:szCs w:val="20"/>
+        </w:rPr>
+        <w:t xml:space="preserve">•  </w:t>
+      </w:r>
+      <w:r>
+        <w:rPr>
+          <w:rFonts w:ascii="Arial" w:cs="Arial" w:eastAsia="Arial" w:hAnsi="Arial"/>
+          <w:sz w:val="20"/>
+          <w:szCs w:val="20"/>
+        </w:rPr>
+        <w:t xml:space="preserve">EditClientPanel — formularz edycji danych klienta</w:t>
+      </w:r>
+    </w:p>
+    <w:p>
+      <w:pPr>
+        <w:spacing w:after="40" w:before="40"/>
+        <w:ind w:left="360" w:hanging="200"/>
+      </w:pPr>
+      <w:r>
+        <w:rPr>
+          <w:rFonts w:ascii="Arial" w:cs="Arial" w:eastAsia="Arial" w:hAnsi="Arial"/>
+          <w:b/>
+          <w:bCs/>
+          <w:color w:val="2E5FA3"/>
+          <w:sz w:val="20"/>
+          <w:szCs w:val="20"/>
+        </w:rPr>
+        <w:t xml:space="preserve">•  </w:t>
+      </w:r>
+      <w:r>
+        <w:rPr>
+          <w:rFonts w:ascii="Arial" w:cs="Arial" w:eastAsia="Arial" w:hAnsi="Arial"/>
+          <w:sz w:val="20"/>
+          <w:szCs w:val="20"/>
+        </w:rPr>
+        <w:t xml:space="preserve">ClientViewModel — transformacja danych klienta do wyświetlenia w tabeli</w:t>
       </w:r>
     </w:p>
     <w:p>

--- a/podzial_prac.docx
+++ b/podzial_prac.docx
@@ -791,7 +791,7 @@
           <w:sz w:val="20"/>
           <w:szCs w:val="20"/>
         </w:rPr>
-        <w:t xml:space="preserve">RentPanel — widok listy wypożyczeń z kolorowaniem wierszy (czerwony = przeterminowane, zielony = oczekujące), timer automatycznego odświeżania</w:t>
+        <w:t xml:space="preserve">RentPanel — widok listy wypożyczeń z kolorowaniem wierszy, timer automatycznego odświeżania</w:t>
       </w:r>
     </w:p>
     <w:p>
@@ -1189,57 +1189,32 @@
           <w:sz w:val="22"/>
           <w:szCs w:val="22"/>
         </w:rPr>
-        <w:t xml:space="preserve">Moduł klientów (widoki — współautorstwo)</w:t>
-      </w:r>
-    </w:p>
-    <w:p>
-      <w:pPr>
-        <w:spacing w:after="40" w:before="40"/>
-        <w:ind w:left="360" w:hanging="200"/>
-      </w:pPr>
-      <w:r>
-        <w:rPr>
-          <w:rFonts w:ascii="Arial" w:cs="Arial" w:eastAsia="Arial" w:hAnsi="Arial"/>
-          <w:b/>
-          <w:bCs/>
-          <w:color w:val="2E5FA3"/>
-          <w:sz w:val="20"/>
-          <w:szCs w:val="20"/>
-        </w:rPr>
-        <w:t xml:space="preserve">•  </w:t>
-      </w:r>
-      <w:r>
-        <w:rPr>
-          <w:rFonts w:ascii="Arial" w:cs="Arial" w:eastAsia="Arial" w:hAnsi="Arial"/>
-          <w:sz w:val="20"/>
-          <w:szCs w:val="20"/>
-        </w:rPr>
-        <w:t xml:space="preserve">ClientPanel — panel zarządzania klientami (współautorstwo ze Światosławem Matsopą)</w:t>
-      </w:r>
-    </w:p>
-    <w:p>
-      <w:pPr>
-        <w:spacing w:after="40" w:before="40"/>
-        <w:ind w:left="360" w:hanging="200"/>
-      </w:pPr>
-      <w:r>
-        <w:rPr>
-          <w:rFonts w:ascii="Arial" w:cs="Arial" w:eastAsia="Arial" w:hAnsi="Arial"/>
-          <w:b/>
-          <w:bCs/>
-          <w:color w:val="2E5FA3"/>
-          <w:sz w:val="20"/>
-          <w:szCs w:val="20"/>
-        </w:rPr>
-        <w:t xml:space="preserve">•  </w:t>
-      </w:r>
-      <w:r>
-        <w:rPr>
-          <w:rFonts w:ascii="Arial" w:cs="Arial" w:eastAsia="Arial" w:hAnsi="Arial"/>
-          <w:sz w:val="20"/>
-          <w:szCs w:val="20"/>
-        </w:rPr>
-        <w:t xml:space="preserve">ClientRentsDialog — dialog historii wypożyczeń klienta (współautorstwo z Rafałem Wojciechowskim i Światosławem Matsopą)</w:t>
+        <w:t xml:space="preserve">Moduł klientów (współautorstwo)</w:t>
+      </w:r>
+    </w:p>
+    <w:p>
+      <w:pPr>
+        <w:spacing w:after="40" w:before="40"/>
+        <w:ind w:left="360" w:hanging="200"/>
+      </w:pPr>
+      <w:r>
+        <w:rPr>
+          <w:rFonts w:ascii="Arial" w:cs="Arial" w:eastAsia="Arial" w:hAnsi="Arial"/>
+          <w:b/>
+          <w:bCs/>
+          <w:color w:val="2E5FA3"/>
+          <w:sz w:val="20"/>
+          <w:szCs w:val="20"/>
+        </w:rPr>
+        <w:t xml:space="preserve">•  </w:t>
+      </w:r>
+      <w:r>
+        <w:rPr>
+          <w:rFonts w:ascii="Arial" w:cs="Arial" w:eastAsia="Arial" w:hAnsi="Arial"/>
+          <w:sz w:val="20"/>
+          <w:szCs w:val="20"/>
+        </w:rPr>
+        <w:t xml:space="preserve">ClientRentsDialog — dialog historii wypożyczeń klienta (współautorstwo ze Światosławem Matsopą)</w:t>
       </w:r>
     </w:p>
     <w:p>
@@ -1724,47 +1699,6 @@
           <w:sz w:val="22"/>
           <w:szCs w:val="22"/>
         </w:rPr>
-        <w:t xml:space="preserve">Moduł klientów (dialog historii — współautorstwo)</w:t>
-      </w:r>
-    </w:p>
-    <w:p>
-      <w:pPr>
-        <w:spacing w:after="40" w:before="40"/>
-        <w:ind w:left="360" w:hanging="200"/>
-      </w:pPr>
-      <w:r>
-        <w:rPr>
-          <w:rFonts w:ascii="Arial" w:cs="Arial" w:eastAsia="Arial" w:hAnsi="Arial"/>
-          <w:b/>
-          <w:bCs/>
-          <w:color w:val="2E5FA3"/>
-          <w:sz w:val="20"/>
-          <w:szCs w:val="20"/>
-        </w:rPr>
-        <w:t xml:space="preserve">•  </w:t>
-      </w:r>
-      <w:r>
-        <w:rPr>
-          <w:rFonts w:ascii="Arial" w:cs="Arial" w:eastAsia="Arial" w:hAnsi="Arial"/>
-          <w:sz w:val="20"/>
-          <w:szCs w:val="20"/>
-        </w:rPr>
-        <w:t xml:space="preserve">ClientRentsDialog — dialog historii wypożyczeń klienta (współautorstwo z Tomaszem Piłatem i Światosławem Matsopą)</w:t>
-      </w:r>
-    </w:p>
-    <w:p>
-      <w:pPr>
-        <w:spacing w:after="60" w:before="160"/>
-      </w:pPr>
-      <w:r>
-        <w:rPr>
-          <w:rFonts w:ascii="Arial" w:cs="Arial" w:eastAsia="Arial" w:hAnsi="Arial"/>
-          <w:b/>
-          <w:bCs/>
-          <w:color w:val="2E5FA3"/>
-          <w:sz w:val="22"/>
-          <w:szCs w:val="22"/>
-        </w:rPr>
         <w:t xml:space="preserve">Testy jednostkowe</w:t>
       </w:r>
     </w:p>
@@ -2521,7 +2455,7 @@
           <w:sz w:val="20"/>
           <w:szCs w:val="20"/>
         </w:rPr>
-        <w:t xml:space="preserve">ClientPanel — panel zarządzania klientami (współautorstwo z Tomaszem Piłatem)</w:t>
+        <w:t xml:space="preserve">ClientPanel — panel zarządzania klientami</w:t>
       </w:r>
     </w:p>
     <w:p>
@@ -2621,7 +2555,7 @@
           <w:sz w:val="20"/>
           <w:szCs w:val="20"/>
         </w:rPr>
-        <w:t xml:space="preserve">ClientRentsDialog — dialog historii wypożyczeń klienta (współautorstwo z Tomaszem Piłatem i Rafałem Wojciechowskim)</w:t>
+        <w:t xml:space="preserve">ClientRentsDialog — dialog historii wypożyczeń klienta (współautorstwo z Tomaszem Piłatem)</w:t>
       </w:r>
     </w:p>
     <w:p>
